--- a/1_HowToUse.docx
+++ b/1_HowToUse.docx
@@ -4,10 +4,7 @@
   <w:body>
     <w:p>
       <w:r>
-        <w:t>The pipeline now picks the most visible logo automatically</w:t>
-      </w:r>
-      <w:r>
-        <w:t>.</w:t>
+        <w:t>The pipeline now picks the most visible logo automatically.</w:t>
       </w:r>
     </w:p>
     <w:p/>
@@ -830,16 +827,7 @@
         <w:t xml:space="preserve"> </w:t>
       </w:r>
       <w:r>
-        <w:t>T</w:t>
-      </w:r>
-      <w:r>
-        <w:t xml:space="preserve">he font </w:t>
-      </w:r>
-      <w:r>
-        <w:t xml:space="preserve">should be </w:t>
-      </w:r>
-      <w:r>
-        <w:t>`Inter`.</w:t>
+        <w:t>The font should be `Inter`.</w:t>
       </w:r>
       <w:r>
         <w:t xml:space="preserve"> </w:t>
@@ -956,6 +944,720 @@
     <w:p>
       <w:r>
         <w:t>^^^^</w:t>
+      </w:r>
+    </w:p>
+    <w:p>
+      <w:r>
+        <w:rPr>
+          <w:b/>
+          <w:bCs/>
+        </w:rPr>
+        <w:t>To rerun the whole sequence from scratch:</w:t>
+      </w:r>
+      <w:r>
+        <w:t> run </w:t>
+      </w:r>
+      <w:r>
+        <w:t>“</w:t>
+      </w:r>
+      <w:r>
+        <w:t xml:space="preserve">python run_pipeline.py story_plan.xlsx </w:t>
+      </w:r>
+      <w:r>
+        <w:t>–</w:t>
+      </w:r>
+      <w:r>
+        <w:t>force</w:t>
+      </w:r>
+      <w:r>
+        <w:t>”</w:t>
+      </w:r>
+      <w:r>
+        <w:t xml:space="preserve">. </w:t>
+      </w:r>
+    </w:p>
+    <w:p/>
+    <w:p>
+      <w:pPr>
+        <w:numPr>
+          <w:ilvl w:val="0"/>
+          <w:numId w:val="3"/>
+        </w:numPr>
+      </w:pPr>
+      <w:r>
+        <w:t>The safety check now knows ordinary desk objects (notebook, planner, pen, mug, vase).</w:t>
+      </w:r>
+    </w:p>
+    <w:p>
+      <w:pPr>
+        <w:numPr>
+          <w:ilvl w:val="0"/>
+          <w:numId w:val="3"/>
+        </w:numPr>
+      </w:pPr>
+      <w:r>
+        <w:t>In video, a borderline weapons, violence, alcohol, drugs or horror hit seen in only one frame is ignored and noted. A real object stays on screen across frames, so two frames, or one clear hit, are still caught. Nudity and swimwear checks are unchanged.</w:t>
+      </w:r>
+    </w:p>
+    <w:p/>
+    <w:p>
+      <w:r>
+        <w:t>^^^^</w:t>
+      </w:r>
+    </w:p>
+    <w:p>
+      <w:pPr>
+        <w:rPr>
+          <w:b/>
+          <w:bCs/>
+        </w:rPr>
+      </w:pPr>
+      <w:r>
+        <w:rPr>
+          <w:b/>
+          <w:bCs/>
+        </w:rPr>
+        <w:t>The order the three are used</w:t>
+      </w:r>
+    </w:p>
+    <w:p>
+      <w:r>
+        <w:t xml:space="preserve">They aren't a strict first, second, third chain. For each shot, the app searches several providers, scores every result, and downloads the </w:t>
+      </w:r>
+      <w:r>
+        <w:rPr>
+          <w:b/>
+          <w:bCs/>
+        </w:rPr>
+        <w:t>best-scoring clip</w:t>
+      </w:r>
+      <w:r>
+        <w:t xml:space="preserve">, wherever it came from. The </w:t>
+      </w:r>
+      <w:r>
+        <w:rPr>
+          <w:b/>
+          <w:bCs/>
+        </w:rPr>
+        <w:t>search order</w:t>
+      </w:r>
+      <w:r>
+        <w:t xml:space="preserve"> decides which providers get asked at all:</w:t>
+      </w:r>
+    </w:p>
+    <w:p>
+      <w:r>
+        <w:rPr>
+          <w:b/>
+          <w:bCs/>
+        </w:rPr>
+        <w:t>Video shots</w:t>
+      </w:r>
+      <w:r>
+        <w:t xml:space="preserve"> (Asset Priority </w:t>
+      </w:r>
+      <w:proofErr w:type="spellStart"/>
+      <w:r>
+        <w:t>video_first</w:t>
+      </w:r>
+      <w:proofErr w:type="spellEnd"/>
+      <w:r>
+        <w:t>, the default and what all 5 of your stock shots use), for each keyword phrase (up to 3 per shot):</w:t>
+      </w:r>
+    </w:p>
+    <w:p>
+      <w:pPr>
+        <w:numPr>
+          <w:ilvl w:val="0"/>
+          <w:numId w:val="4"/>
+        </w:numPr>
+      </w:pPr>
+      <w:proofErr w:type="spellStart"/>
+      <w:r>
+        <w:rPr>
+          <w:b/>
+          <w:bCs/>
+        </w:rPr>
+        <w:t>Pexels</w:t>
+      </w:r>
+      <w:proofErr w:type="spellEnd"/>
+      <w:r>
+        <w:rPr>
+          <w:b/>
+          <w:bCs/>
+        </w:rPr>
+        <w:t xml:space="preserve"> videos</w:t>
+      </w:r>
+    </w:p>
+    <w:p>
+      <w:pPr>
+        <w:numPr>
+          <w:ilvl w:val="0"/>
+          <w:numId w:val="4"/>
+        </w:numPr>
+      </w:pPr>
+      <w:proofErr w:type="spellStart"/>
+      <w:r>
+        <w:rPr>
+          <w:b/>
+          <w:bCs/>
+        </w:rPr>
+        <w:t>Pixabay</w:t>
+      </w:r>
+      <w:proofErr w:type="spellEnd"/>
+      <w:r>
+        <w:rPr>
+          <w:b/>
+          <w:bCs/>
+        </w:rPr>
+        <w:t xml:space="preserve"> videos</w:t>
+      </w:r>
+    </w:p>
+    <w:p>
+      <w:pPr>
+        <w:numPr>
+          <w:ilvl w:val="0"/>
+          <w:numId w:val="4"/>
+        </w:numPr>
+      </w:pPr>
+      <w:r>
+        <w:rPr>
+          <w:b/>
+          <w:bCs/>
+        </w:rPr>
+        <w:t>Images, only if no video scored well enough (60/100):</w:t>
+      </w:r>
+      <w:r>
+        <w:t> </w:t>
+      </w:r>
+      <w:proofErr w:type="spellStart"/>
+      <w:r>
+        <w:t>Pexels</w:t>
+      </w:r>
+      <w:proofErr w:type="spellEnd"/>
+      <w:r>
+        <w:t xml:space="preserve"> images, then </w:t>
+      </w:r>
+      <w:proofErr w:type="spellStart"/>
+      <w:r>
+        <w:t>Pixabay</w:t>
+      </w:r>
+      <w:proofErr w:type="spellEnd"/>
+      <w:r>
+        <w:t xml:space="preserve"> images, then </w:t>
+      </w:r>
+      <w:proofErr w:type="spellStart"/>
+      <w:r>
+        <w:t>Unsplash</w:t>
+      </w:r>
+      <w:proofErr w:type="spellEnd"/>
+      <w:r>
+        <w:t xml:space="preserve"> images.</w:t>
+      </w:r>
+    </w:p>
+    <w:p>
+      <w:r>
+        <w:rPr>
+          <w:b/>
+          <w:bCs/>
+        </w:rPr>
+        <w:t>Image shots</w:t>
+      </w:r>
+      <w:r>
+        <w:t xml:space="preserve"> (</w:t>
+      </w:r>
+      <w:proofErr w:type="spellStart"/>
+      <w:r>
+        <w:t>image_first</w:t>
+      </w:r>
+      <w:proofErr w:type="spellEnd"/>
+      <w:r>
+        <w:t xml:space="preserve"> / </w:t>
+      </w:r>
+      <w:proofErr w:type="spellStart"/>
+      <w:r>
+        <w:t>image_only</w:t>
+      </w:r>
+      <w:proofErr w:type="spellEnd"/>
+      <w:r>
+        <w:t xml:space="preserve">): </w:t>
+      </w:r>
+      <w:proofErr w:type="spellStart"/>
+      <w:r>
+        <w:t>Pexels</w:t>
+      </w:r>
+      <w:proofErr w:type="spellEnd"/>
+      <w:r>
+        <w:t xml:space="preserve">, </w:t>
+      </w:r>
+      <w:proofErr w:type="spellStart"/>
+      <w:r>
+        <w:t>Pixabay</w:t>
+      </w:r>
+      <w:proofErr w:type="spellEnd"/>
+      <w:r>
+        <w:t xml:space="preserve"> and </w:t>
+      </w:r>
+      <w:proofErr w:type="spellStart"/>
+      <w:r>
+        <w:t>Unsplash</w:t>
+      </w:r>
+      <w:proofErr w:type="spellEnd"/>
+      <w:r>
+        <w:t xml:space="preserve"> images.</w:t>
+      </w:r>
+    </w:p>
+    <w:p>
+      <w:r>
+        <w:rPr>
+          <w:b/>
+          <w:bCs/>
+        </w:rPr>
+        <w:t>Cartoon-only shots</w:t>
+      </w:r>
+      <w:r>
+        <w:t xml:space="preserve"> (swimming, beach and similar): </w:t>
+      </w:r>
+      <w:proofErr w:type="spellStart"/>
+      <w:r>
+        <w:t>Pixabay</w:t>
+      </w:r>
+      <w:proofErr w:type="spellEnd"/>
+      <w:r>
+        <w:t xml:space="preserve"> illustrations and animations only.</w:t>
+      </w:r>
+    </w:p>
+    <w:p>
+      <w:r>
+        <w:rPr>
+          <w:b/>
+          <w:bCs/>
+        </w:rPr>
+        <w:t>Which is used most:</w:t>
+      </w:r>
+    </w:p>
+    <w:tbl>
+      <w:tblPr>
+        <w:tblW w:w="0" w:type="auto"/>
+        <w:tblBorders>
+          <w:top w:val="single" w:sz="4" w:space="0" w:color="2A2B2C"/>
+          <w:left w:val="single" w:sz="4" w:space="0" w:color="2A2B2C"/>
+          <w:bottom w:val="single" w:sz="4" w:space="0" w:color="2A2B2C"/>
+          <w:right w:val="single" w:sz="4" w:space="0" w:color="2A2B2C"/>
+        </w:tblBorders>
+        <w:shd w:val="clear" w:color="auto" w:fill="191A1B"/>
+        <w:tblCellMar>
+          <w:top w:w="15" w:type="dxa"/>
+          <w:left w:w="15" w:type="dxa"/>
+          <w:bottom w:w="15" w:type="dxa"/>
+          <w:right w:w="15" w:type="dxa"/>
+        </w:tblCellMar>
+        <w:tblLook w:val="04A0" w:firstRow="1" w:lastRow="0" w:firstColumn="1" w:lastColumn="0" w:noHBand="0" w:noVBand="1"/>
+      </w:tblPr>
+      <w:tblGrid>
+        <w:gridCol w:w="896"/>
+        <w:gridCol w:w="2467"/>
+        <w:gridCol w:w="5653"/>
+      </w:tblGrid>
+      <w:tr>
+        <w:trPr>
+          <w:tblHeader/>
+        </w:trPr>
+        <w:tc>
+          <w:tcPr>
+            <w:tcW w:w="0" w:type="auto"/>
+            <w:tcBorders>
+              <w:top w:val="single" w:sz="4" w:space="0" w:color="2A2B2C"/>
+              <w:left w:val="single" w:sz="4" w:space="0" w:color="2A2B2C"/>
+              <w:bottom w:val="single" w:sz="4" w:space="0" w:color="2A2B2C"/>
+              <w:right w:val="single" w:sz="4" w:space="0" w:color="2A2B2C"/>
+            </w:tcBorders>
+            <w:shd w:val="clear" w:color="auto" w:fill="191A1B"/>
+            <w:tcMar>
+              <w:top w:w="30" w:type="dxa"/>
+              <w:left w:w="30" w:type="dxa"/>
+              <w:bottom w:w="30" w:type="dxa"/>
+              <w:right w:w="30" w:type="dxa"/>
+            </w:tcMar>
+            <w:vAlign w:val="center"/>
+            <w:hideMark/>
+          </w:tcPr>
+          <w:p>
+            <w:pPr>
+              <w:rPr>
+                <w:b/>
+                <w:bCs/>
+              </w:rPr>
+            </w:pPr>
+            <w:r>
+              <w:rPr>
+                <w:b/>
+                <w:bCs/>
+              </w:rPr>
+              <w:t>Provider</w:t>
+            </w:r>
+          </w:p>
+        </w:tc>
+        <w:tc>
+          <w:tcPr>
+            <w:tcW w:w="0" w:type="auto"/>
+            <w:tcBorders>
+              <w:top w:val="single" w:sz="4" w:space="0" w:color="2A2B2C"/>
+              <w:left w:val="single" w:sz="4" w:space="0" w:color="2A2B2C"/>
+              <w:bottom w:val="single" w:sz="4" w:space="0" w:color="2A2B2C"/>
+              <w:right w:val="single" w:sz="4" w:space="0" w:color="2A2B2C"/>
+            </w:tcBorders>
+            <w:shd w:val="clear" w:color="auto" w:fill="191A1B"/>
+            <w:tcMar>
+              <w:top w:w="30" w:type="dxa"/>
+              <w:left w:w="30" w:type="dxa"/>
+              <w:bottom w:w="30" w:type="dxa"/>
+              <w:right w:w="30" w:type="dxa"/>
+            </w:tcMar>
+            <w:vAlign w:val="center"/>
+            <w:hideMark/>
+          </w:tcPr>
+          <w:p>
+            <w:pPr>
+              <w:rPr>
+                <w:b/>
+                <w:bCs/>
+              </w:rPr>
+            </w:pPr>
+            <w:r>
+              <w:rPr>
+                <w:b/>
+                <w:bCs/>
+              </w:rPr>
+              <w:t>How much it's used</w:t>
+            </w:r>
+          </w:p>
+        </w:tc>
+        <w:tc>
+          <w:tcPr>
+            <w:tcW w:w="0" w:type="auto"/>
+            <w:tcBorders>
+              <w:top w:val="single" w:sz="4" w:space="0" w:color="2A2B2C"/>
+              <w:left w:val="single" w:sz="4" w:space="0" w:color="2A2B2C"/>
+              <w:bottom w:val="single" w:sz="4" w:space="0" w:color="2A2B2C"/>
+              <w:right w:val="single" w:sz="4" w:space="0" w:color="2A2B2C"/>
+            </w:tcBorders>
+            <w:shd w:val="clear" w:color="auto" w:fill="191A1B"/>
+            <w:tcMar>
+              <w:top w:w="30" w:type="dxa"/>
+              <w:left w:w="30" w:type="dxa"/>
+              <w:bottom w:w="30" w:type="dxa"/>
+              <w:right w:w="30" w:type="dxa"/>
+            </w:tcMar>
+            <w:vAlign w:val="center"/>
+            <w:hideMark/>
+          </w:tcPr>
+          <w:p>
+            <w:pPr>
+              <w:rPr>
+                <w:b/>
+                <w:bCs/>
+              </w:rPr>
+            </w:pPr>
+            <w:r>
+              <w:rPr>
+                <w:b/>
+                <w:bCs/>
+              </w:rPr>
+              <w:t>Why</w:t>
+            </w:r>
+          </w:p>
+        </w:tc>
+      </w:tr>
+      <w:tr>
+        <w:tc>
+          <w:tcPr>
+            <w:tcW w:w="0" w:type="auto"/>
+            <w:tcBorders>
+              <w:top w:val="single" w:sz="4" w:space="0" w:color="2A2B2C"/>
+              <w:left w:val="single" w:sz="4" w:space="0" w:color="2A2B2C"/>
+              <w:bottom w:val="single" w:sz="4" w:space="0" w:color="2A2B2C"/>
+              <w:right w:val="single" w:sz="4" w:space="0" w:color="2A2B2C"/>
+            </w:tcBorders>
+            <w:shd w:val="clear" w:color="auto" w:fill="191A1B"/>
+            <w:tcMar>
+              <w:top w:w="30" w:type="dxa"/>
+              <w:left w:w="30" w:type="dxa"/>
+              <w:bottom w:w="30" w:type="dxa"/>
+              <w:right w:w="30" w:type="dxa"/>
+            </w:tcMar>
+            <w:vAlign w:val="center"/>
+            <w:hideMark/>
+          </w:tcPr>
+          <w:p>
+            <w:proofErr w:type="spellStart"/>
+            <w:r>
+              <w:rPr>
+                <w:b/>
+                <w:bCs/>
+              </w:rPr>
+              <w:t>Pexels</w:t>
+            </w:r>
+            <w:proofErr w:type="spellEnd"/>
+          </w:p>
+        </w:tc>
+        <w:tc>
+          <w:tcPr>
+            <w:tcW w:w="0" w:type="auto"/>
+            <w:tcBorders>
+              <w:top w:val="single" w:sz="4" w:space="0" w:color="2A2B2C"/>
+              <w:left w:val="single" w:sz="4" w:space="0" w:color="2A2B2C"/>
+              <w:bottom w:val="single" w:sz="4" w:space="0" w:color="2A2B2C"/>
+              <w:right w:val="single" w:sz="4" w:space="0" w:color="2A2B2C"/>
+            </w:tcBorders>
+            <w:shd w:val="clear" w:color="auto" w:fill="191A1B"/>
+            <w:tcMar>
+              <w:top w:w="30" w:type="dxa"/>
+              <w:left w:w="30" w:type="dxa"/>
+              <w:bottom w:w="30" w:type="dxa"/>
+              <w:right w:w="30" w:type="dxa"/>
+            </w:tcMar>
+            <w:vAlign w:val="center"/>
+            <w:hideMark/>
+          </w:tcPr>
+          <w:p>
+            <w:r>
+              <w:t>Most</w:t>
+            </w:r>
+          </w:p>
+        </w:tc>
+        <w:tc>
+          <w:tcPr>
+            <w:tcW w:w="0" w:type="auto"/>
+            <w:tcBorders>
+              <w:top w:val="single" w:sz="4" w:space="0" w:color="2A2B2C"/>
+              <w:left w:val="single" w:sz="4" w:space="0" w:color="2A2B2C"/>
+              <w:bottom w:val="single" w:sz="4" w:space="0" w:color="2A2B2C"/>
+              <w:right w:val="single" w:sz="4" w:space="0" w:color="2A2B2C"/>
+            </w:tcBorders>
+            <w:shd w:val="clear" w:color="auto" w:fill="191A1B"/>
+            <w:tcMar>
+              <w:top w:w="30" w:type="dxa"/>
+              <w:left w:w="30" w:type="dxa"/>
+              <w:bottom w:w="30" w:type="dxa"/>
+              <w:right w:w="30" w:type="dxa"/>
+            </w:tcMar>
+            <w:vAlign w:val="center"/>
+            <w:hideMark/>
+          </w:tcPr>
+          <w:p>
+            <w:r>
+              <w:t>Asked first on every video shot. Usually has the most vertical footage, so its clips often win</w:t>
+            </w:r>
+          </w:p>
+        </w:tc>
+      </w:tr>
+      <w:tr>
+        <w:tc>
+          <w:tcPr>
+            <w:tcW w:w="0" w:type="auto"/>
+            <w:tcBorders>
+              <w:top w:val="single" w:sz="4" w:space="0" w:color="2A2B2C"/>
+              <w:left w:val="single" w:sz="4" w:space="0" w:color="2A2B2C"/>
+              <w:bottom w:val="single" w:sz="4" w:space="0" w:color="2A2B2C"/>
+              <w:right w:val="single" w:sz="4" w:space="0" w:color="2A2B2C"/>
+            </w:tcBorders>
+            <w:shd w:val="clear" w:color="auto" w:fill="191A1B"/>
+            <w:tcMar>
+              <w:top w:w="30" w:type="dxa"/>
+              <w:left w:w="30" w:type="dxa"/>
+              <w:bottom w:w="30" w:type="dxa"/>
+              <w:right w:w="30" w:type="dxa"/>
+            </w:tcMar>
+            <w:vAlign w:val="center"/>
+            <w:hideMark/>
+          </w:tcPr>
+          <w:p>
+            <w:proofErr w:type="spellStart"/>
+            <w:r>
+              <w:rPr>
+                <w:b/>
+                <w:bCs/>
+              </w:rPr>
+              <w:lastRenderedPageBreak/>
+              <w:t>Pixabay</w:t>
+            </w:r>
+            <w:proofErr w:type="spellEnd"/>
+          </w:p>
+        </w:tc>
+        <w:tc>
+          <w:tcPr>
+            <w:tcW w:w="0" w:type="auto"/>
+            <w:tcBorders>
+              <w:top w:val="single" w:sz="4" w:space="0" w:color="2A2B2C"/>
+              <w:left w:val="single" w:sz="4" w:space="0" w:color="2A2B2C"/>
+              <w:bottom w:val="single" w:sz="4" w:space="0" w:color="2A2B2C"/>
+              <w:right w:val="single" w:sz="4" w:space="0" w:color="2A2B2C"/>
+            </w:tcBorders>
+            <w:shd w:val="clear" w:color="auto" w:fill="191A1B"/>
+            <w:tcMar>
+              <w:top w:w="30" w:type="dxa"/>
+              <w:left w:w="30" w:type="dxa"/>
+              <w:bottom w:w="30" w:type="dxa"/>
+              <w:right w:w="30" w:type="dxa"/>
+            </w:tcMar>
+            <w:vAlign w:val="center"/>
+            <w:hideMark/>
+          </w:tcPr>
+          <w:p>
+            <w:r>
+              <w:t>About the same number of requests</w:t>
+            </w:r>
+          </w:p>
+        </w:tc>
+        <w:tc>
+          <w:tcPr>
+            <w:tcW w:w="0" w:type="auto"/>
+            <w:tcBorders>
+              <w:top w:val="single" w:sz="4" w:space="0" w:color="2A2B2C"/>
+              <w:left w:val="single" w:sz="4" w:space="0" w:color="2A2B2C"/>
+              <w:bottom w:val="single" w:sz="4" w:space="0" w:color="2A2B2C"/>
+              <w:right w:val="single" w:sz="4" w:space="0" w:color="2A2B2C"/>
+            </w:tcBorders>
+            <w:shd w:val="clear" w:color="auto" w:fill="191A1B"/>
+            <w:tcMar>
+              <w:top w:w="30" w:type="dxa"/>
+              <w:left w:w="30" w:type="dxa"/>
+              <w:bottom w:w="30" w:type="dxa"/>
+              <w:right w:w="30" w:type="dxa"/>
+            </w:tcMar>
+            <w:vAlign w:val="center"/>
+            <w:hideMark/>
+          </w:tcPr>
+          <w:p>
+            <w:r>
+              <w:t>Asked on every video shot too; wins when it has the better match</w:t>
+            </w:r>
+          </w:p>
+        </w:tc>
+      </w:tr>
+      <w:tr>
+        <w:tc>
+          <w:tcPr>
+            <w:tcW w:w="0" w:type="auto"/>
+            <w:tcBorders>
+              <w:top w:val="single" w:sz="4" w:space="0" w:color="2A2B2C"/>
+              <w:left w:val="single" w:sz="4" w:space="0" w:color="2A2B2C"/>
+              <w:bottom w:val="single" w:sz="4" w:space="0" w:color="2A2B2C"/>
+              <w:right w:val="single" w:sz="4" w:space="0" w:color="2A2B2C"/>
+            </w:tcBorders>
+            <w:shd w:val="clear" w:color="auto" w:fill="191A1B"/>
+            <w:tcMar>
+              <w:top w:w="30" w:type="dxa"/>
+              <w:left w:w="30" w:type="dxa"/>
+              <w:bottom w:w="30" w:type="dxa"/>
+              <w:right w:w="30" w:type="dxa"/>
+            </w:tcMar>
+            <w:vAlign w:val="center"/>
+            <w:hideMark/>
+          </w:tcPr>
+          <w:p>
+            <w:proofErr w:type="spellStart"/>
+            <w:r>
+              <w:rPr>
+                <w:b/>
+                <w:bCs/>
+              </w:rPr>
+              <w:t>Unsplash</w:t>
+            </w:r>
+            <w:proofErr w:type="spellEnd"/>
+          </w:p>
+        </w:tc>
+        <w:tc>
+          <w:tcPr>
+            <w:tcW w:w="0" w:type="auto"/>
+            <w:tcBorders>
+              <w:top w:val="single" w:sz="4" w:space="0" w:color="2A2B2C"/>
+              <w:left w:val="single" w:sz="4" w:space="0" w:color="2A2B2C"/>
+              <w:bottom w:val="single" w:sz="4" w:space="0" w:color="2A2B2C"/>
+              <w:right w:val="single" w:sz="4" w:space="0" w:color="2A2B2C"/>
+            </w:tcBorders>
+            <w:shd w:val="clear" w:color="auto" w:fill="191A1B"/>
+            <w:tcMar>
+              <w:top w:w="30" w:type="dxa"/>
+              <w:left w:w="30" w:type="dxa"/>
+              <w:bottom w:w="30" w:type="dxa"/>
+              <w:right w:w="30" w:type="dxa"/>
+            </w:tcMar>
+            <w:vAlign w:val="center"/>
+            <w:hideMark/>
+          </w:tcPr>
+          <w:p>
+            <w:r>
+              <w:t>Rarely</w:t>
+            </w:r>
+          </w:p>
+        </w:tc>
+        <w:tc>
+          <w:tcPr>
+            <w:tcW w:w="0" w:type="auto"/>
+            <w:tcBorders>
+              <w:top w:val="single" w:sz="4" w:space="0" w:color="2A2B2C"/>
+              <w:left w:val="single" w:sz="4" w:space="0" w:color="2A2B2C"/>
+              <w:bottom w:val="single" w:sz="4" w:space="0" w:color="2A2B2C"/>
+              <w:right w:val="single" w:sz="4" w:space="0" w:color="2A2B2C"/>
+            </w:tcBorders>
+            <w:shd w:val="clear" w:color="auto" w:fill="191A1B"/>
+            <w:tcMar>
+              <w:top w:w="30" w:type="dxa"/>
+              <w:left w:w="30" w:type="dxa"/>
+              <w:bottom w:w="30" w:type="dxa"/>
+              <w:right w:w="30" w:type="dxa"/>
+            </w:tcMar>
+            <w:vAlign w:val="center"/>
+            <w:hideMark/>
+          </w:tcPr>
+          <w:p>
+            <w:r>
+              <w:t>Photos only, and only when no good video was found or the shot asks for images</w:t>
+            </w:r>
+          </w:p>
+        </w:tc>
+      </w:tr>
+    </w:tbl>
+    <w:p/>
+    <w:p>
+      <w:r>
+        <w:t xml:space="preserve">Each provider also has a per-run request limit, matching what its free plan allows: </w:t>
+      </w:r>
+      <w:proofErr w:type="spellStart"/>
+      <w:r>
+        <w:t>Pexels</w:t>
+      </w:r>
+      <w:proofErr w:type="spellEnd"/>
+      <w:r>
+        <w:t xml:space="preserve"> 150, </w:t>
+      </w:r>
+      <w:proofErr w:type="spellStart"/>
+      <w:r>
+        <w:t>Pixabay</w:t>
+      </w:r>
+      <w:proofErr w:type="spellEnd"/>
+      <w:r>
+        <w:t xml:space="preserve"> 300, </w:t>
+      </w:r>
+      <w:proofErr w:type="spellStart"/>
+      <w:r>
+        <w:t>Unsplash</w:t>
+      </w:r>
+      <w:proofErr w:type="spellEnd"/>
+      <w:r>
+        <w:t xml:space="preserve"> 40. Search results are cached for 24 hours, so re-runs barely use your quota. You can see which provider each clip came from in the </w:t>
+      </w:r>
+      <w:r>
+        <w:rPr>
+          <w:b/>
+          <w:bCs/>
+        </w:rPr>
+        <w:t>Asset Tracker</w:t>
+      </w:r>
+      <w:r>
+        <w:t xml:space="preserve"> sheet, the "Source" column.</w:t>
       </w:r>
     </w:p>
     <w:p/>
@@ -972,6 +1674,155 @@
 <file path=word/numbering.xml><?xml version="1.0" encoding="utf-8"?>
 <w:numbering xmlns:wpc="http://schemas.microsoft.com/office/word/2010/wordprocessingCanvas" xmlns:cx="http://schemas.microsoft.com/office/drawing/2014/chartex" xmlns:cx1="http://schemas.microsoft.com/office/drawing/2015/9/8/chartex" xmlns:cx2="http://schemas.microsoft.com/office/drawing/2015/10/21/chartex" xmlns:cx3="http://schemas.microsoft.com/office/drawing/2016/5/9/chartex" xmlns:cx4="http://schemas.microsoft.com/office/drawing/2016/5/10/chartex" xmlns:cx5="http://schemas.microsoft.com/office/drawing/2016/5/11/chartex" xmlns:cx6="http://schemas.microsoft.com/office/drawing/2016/5/12/chartex" xmlns:cx7="http://schemas.microsoft.com/office/drawing/2016/5/13/chartex" xmlns:cx8="http://schemas.microsoft.com/office/drawing/2016/5/14/chartex" xmlns:mc="http://schemas.openxmlformats.org/markup-compatibility/2006" xmlns:aink="http://schemas.microsoft.com/office/drawing/2016/ink" xmlns:am3d="http://schemas.microsoft.com/office/drawing/2017/model3d" xmlns:o="urn:schemas-microsoft-com:office:office" xmlns:oel="http://schemas.microsoft.com/office/2019/extlst" xmlns:r="http://schemas.openxmlformats.org/officeDocument/2006/relationships" xmlns:m="http://schemas.openxmlformats.org/officeDocument/2006/math" xmlns:v="urn:schemas-microsoft-com:vml" xmlns:wp14="http://schemas.microsoft.com/office/word/2010/wordprocessingDrawing" xmlns:wp="http://schemas.openxmlformats.org/drawingml/2006/wordprocessingDrawing" xmlns:w10="urn:schemas-microsoft-com:office:word" xmlns:w="http://schemas.openxmlformats.org/wordprocessingml/2006/main" xmlns:w14="http://schemas.microsoft.com/office/word/2010/wordml" xmlns:w15="http://schemas.microsoft.com/office/word/2012/wordml" xmlns:w16cex="http://schemas.microsoft.com/office/word/2018/wordml/cex" xmlns:w16cid="http://schemas.microsoft.com/office/word/2016/wordml/cid" xmlns:w16="http://schemas.microsoft.com/office/word/2018/wordml" xmlns:w16du="http://schemas.microsoft.com/office/word/2023/wordml/word16du" xmlns:w16sdtdh="http://schemas.microsoft.com/office/word/2020/wordml/sdtdatahash" xmlns:w16sdtfl="http://schemas.microsoft.com/office/word/2024/wordml/sdtformatlock" xmlns:w16se="http://schemas.microsoft.com/office/word/2015/wordml/symex" xmlns:wpg="http://schemas.microsoft.com/office/word/2010/wordprocessingGroup" xmlns:wpi="http://schemas.microsoft.com/office/word/2010/wordprocessingInk" xmlns:wne="http://schemas.microsoft.com/office/word/2006/wordml" xmlns:wps="http://schemas.microsoft.com/office/word/2010/wordprocessingShape" mc:Ignorable="w14 w15 w16se w16cid w16 w16cex w16sdtdh w16sdtfl w16du wp14">
   <w:abstractNum w:abstractNumId="0" w15:restartNumberingAfterBreak="0">
+    <w:nsid w:val="07B84EE6"/>
+    <w:multiLevelType w:val="multilevel"/>
+    <w:tmpl w:val="2064DFDA"/>
+    <w:lvl w:ilvl="0">
+      <w:start w:val="1"/>
+      <w:numFmt w:val="bullet"/>
+      <w:lvlText w:val=""/>
+      <w:lvlJc w:val="left"/>
+      <w:pPr>
+        <w:tabs>
+          <w:tab w:val="num" w:pos="720"/>
+        </w:tabs>
+        <w:ind w:left="720" w:hanging="360"/>
+      </w:pPr>
+      <w:rPr>
+        <w:rFonts w:ascii="Symbol" w:hAnsi="Symbol" w:hint="default"/>
+        <w:sz w:val="20"/>
+      </w:rPr>
+    </w:lvl>
+    <w:lvl w:ilvl="1" w:tentative="1">
+      <w:start w:val="1"/>
+      <w:numFmt w:val="bullet"/>
+      <w:lvlText w:val="o"/>
+      <w:lvlJc w:val="left"/>
+      <w:pPr>
+        <w:tabs>
+          <w:tab w:val="num" w:pos="1440"/>
+        </w:tabs>
+        <w:ind w:left="1440" w:hanging="360"/>
+      </w:pPr>
+      <w:rPr>
+        <w:rFonts w:ascii="Courier New" w:hAnsi="Courier New" w:hint="default"/>
+        <w:sz w:val="20"/>
+      </w:rPr>
+    </w:lvl>
+    <w:lvl w:ilvl="2" w:tentative="1">
+      <w:start w:val="1"/>
+      <w:numFmt w:val="bullet"/>
+      <w:lvlText w:val=""/>
+      <w:lvlJc w:val="left"/>
+      <w:pPr>
+        <w:tabs>
+          <w:tab w:val="num" w:pos="2160"/>
+        </w:tabs>
+        <w:ind w:left="2160" w:hanging="360"/>
+      </w:pPr>
+      <w:rPr>
+        <w:rFonts w:ascii="Wingdings" w:hAnsi="Wingdings" w:hint="default"/>
+        <w:sz w:val="20"/>
+      </w:rPr>
+    </w:lvl>
+    <w:lvl w:ilvl="3" w:tentative="1">
+      <w:start w:val="1"/>
+      <w:numFmt w:val="bullet"/>
+      <w:lvlText w:val=""/>
+      <w:lvlJc w:val="left"/>
+      <w:pPr>
+        <w:tabs>
+          <w:tab w:val="num" w:pos="2880"/>
+        </w:tabs>
+        <w:ind w:left="2880" w:hanging="360"/>
+      </w:pPr>
+      <w:rPr>
+        <w:rFonts w:ascii="Wingdings" w:hAnsi="Wingdings" w:hint="default"/>
+        <w:sz w:val="20"/>
+      </w:rPr>
+    </w:lvl>
+    <w:lvl w:ilvl="4" w:tentative="1">
+      <w:start w:val="1"/>
+      <w:numFmt w:val="bullet"/>
+      <w:lvlText w:val=""/>
+      <w:lvlJc w:val="left"/>
+      <w:pPr>
+        <w:tabs>
+          <w:tab w:val="num" w:pos="3600"/>
+        </w:tabs>
+        <w:ind w:left="3600" w:hanging="360"/>
+      </w:pPr>
+      <w:rPr>
+        <w:rFonts w:ascii="Wingdings" w:hAnsi="Wingdings" w:hint="default"/>
+        <w:sz w:val="20"/>
+      </w:rPr>
+    </w:lvl>
+    <w:lvl w:ilvl="5" w:tentative="1">
+      <w:start w:val="1"/>
+      <w:numFmt w:val="bullet"/>
+      <w:lvlText w:val=""/>
+      <w:lvlJc w:val="left"/>
+      <w:pPr>
+        <w:tabs>
+          <w:tab w:val="num" w:pos="4320"/>
+        </w:tabs>
+        <w:ind w:left="4320" w:hanging="360"/>
+      </w:pPr>
+      <w:rPr>
+        <w:rFonts w:ascii="Wingdings" w:hAnsi="Wingdings" w:hint="default"/>
+        <w:sz w:val="20"/>
+      </w:rPr>
+    </w:lvl>
+    <w:lvl w:ilvl="6" w:tentative="1">
+      <w:start w:val="1"/>
+      <w:numFmt w:val="bullet"/>
+      <w:lvlText w:val=""/>
+      <w:lvlJc w:val="left"/>
+      <w:pPr>
+        <w:tabs>
+          <w:tab w:val="num" w:pos="5040"/>
+        </w:tabs>
+        <w:ind w:left="5040" w:hanging="360"/>
+      </w:pPr>
+      <w:rPr>
+        <w:rFonts w:ascii="Wingdings" w:hAnsi="Wingdings" w:hint="default"/>
+        <w:sz w:val="20"/>
+      </w:rPr>
+    </w:lvl>
+    <w:lvl w:ilvl="7" w:tentative="1">
+      <w:start w:val="1"/>
+      <w:numFmt w:val="bullet"/>
+      <w:lvlText w:val=""/>
+      <w:lvlJc w:val="left"/>
+      <w:pPr>
+        <w:tabs>
+          <w:tab w:val="num" w:pos="5760"/>
+        </w:tabs>
+        <w:ind w:left="5760" w:hanging="360"/>
+      </w:pPr>
+      <w:rPr>
+        <w:rFonts w:ascii="Wingdings" w:hAnsi="Wingdings" w:hint="default"/>
+        <w:sz w:val="20"/>
+      </w:rPr>
+    </w:lvl>
+    <w:lvl w:ilvl="8" w:tentative="1">
+      <w:start w:val="1"/>
+      <w:numFmt w:val="bullet"/>
+      <w:lvlText w:val=""/>
+      <w:lvlJc w:val="left"/>
+      <w:pPr>
+        <w:tabs>
+          <w:tab w:val="num" w:pos="6480"/>
+        </w:tabs>
+        <w:ind w:left="6480" w:hanging="360"/>
+      </w:pPr>
+      <w:rPr>
+        <w:rFonts w:ascii="Wingdings" w:hAnsi="Wingdings" w:hint="default"/>
+        <w:sz w:val="20"/>
+      </w:rPr>
+    </w:lvl>
+  </w:abstractNum>
+  <w:abstractNum w:abstractNumId="1" w15:restartNumberingAfterBreak="0">
     <w:nsid w:val="14104CC8"/>
     <w:multiLevelType w:val="multilevel"/>
     <w:tmpl w:val="B7A25100"/>
@@ -1120,8 +1971,279 @@
       </w:rPr>
     </w:lvl>
   </w:abstractNum>
+  <w:abstractNum w:abstractNumId="2" w15:restartNumberingAfterBreak="0">
+    <w:nsid w:val="409567AE"/>
+    <w:multiLevelType w:val="multilevel"/>
+    <w:tmpl w:val="9E2ECF0A"/>
+    <w:lvl w:ilvl="0">
+      <w:start w:val="1"/>
+      <w:numFmt w:val="decimal"/>
+      <w:lvlText w:val="%1."/>
+      <w:lvlJc w:val="left"/>
+      <w:pPr>
+        <w:tabs>
+          <w:tab w:val="num" w:pos="720"/>
+        </w:tabs>
+        <w:ind w:left="720" w:hanging="360"/>
+      </w:pPr>
+    </w:lvl>
+    <w:lvl w:ilvl="1" w:tentative="1">
+      <w:start w:val="1"/>
+      <w:numFmt w:val="decimal"/>
+      <w:lvlText w:val="%2."/>
+      <w:lvlJc w:val="left"/>
+      <w:pPr>
+        <w:tabs>
+          <w:tab w:val="num" w:pos="1440"/>
+        </w:tabs>
+        <w:ind w:left="1440" w:hanging="360"/>
+      </w:pPr>
+    </w:lvl>
+    <w:lvl w:ilvl="2" w:tentative="1">
+      <w:start w:val="1"/>
+      <w:numFmt w:val="decimal"/>
+      <w:lvlText w:val="%3."/>
+      <w:lvlJc w:val="left"/>
+      <w:pPr>
+        <w:tabs>
+          <w:tab w:val="num" w:pos="2160"/>
+        </w:tabs>
+        <w:ind w:left="2160" w:hanging="360"/>
+      </w:pPr>
+    </w:lvl>
+    <w:lvl w:ilvl="3" w:tentative="1">
+      <w:start w:val="1"/>
+      <w:numFmt w:val="decimal"/>
+      <w:lvlText w:val="%4."/>
+      <w:lvlJc w:val="left"/>
+      <w:pPr>
+        <w:tabs>
+          <w:tab w:val="num" w:pos="2880"/>
+        </w:tabs>
+        <w:ind w:left="2880" w:hanging="360"/>
+      </w:pPr>
+    </w:lvl>
+    <w:lvl w:ilvl="4" w:tentative="1">
+      <w:start w:val="1"/>
+      <w:numFmt w:val="decimal"/>
+      <w:lvlText w:val="%5."/>
+      <w:lvlJc w:val="left"/>
+      <w:pPr>
+        <w:tabs>
+          <w:tab w:val="num" w:pos="3600"/>
+        </w:tabs>
+        <w:ind w:left="3600" w:hanging="360"/>
+      </w:pPr>
+    </w:lvl>
+    <w:lvl w:ilvl="5" w:tentative="1">
+      <w:start w:val="1"/>
+      <w:numFmt w:val="decimal"/>
+      <w:lvlText w:val="%6."/>
+      <w:lvlJc w:val="left"/>
+      <w:pPr>
+        <w:tabs>
+          <w:tab w:val="num" w:pos="4320"/>
+        </w:tabs>
+        <w:ind w:left="4320" w:hanging="360"/>
+      </w:pPr>
+    </w:lvl>
+    <w:lvl w:ilvl="6" w:tentative="1">
+      <w:start w:val="1"/>
+      <w:numFmt w:val="decimal"/>
+      <w:lvlText w:val="%7."/>
+      <w:lvlJc w:val="left"/>
+      <w:pPr>
+        <w:tabs>
+          <w:tab w:val="num" w:pos="5040"/>
+        </w:tabs>
+        <w:ind w:left="5040" w:hanging="360"/>
+      </w:pPr>
+    </w:lvl>
+    <w:lvl w:ilvl="7" w:tentative="1">
+      <w:start w:val="1"/>
+      <w:numFmt w:val="decimal"/>
+      <w:lvlText w:val="%8."/>
+      <w:lvlJc w:val="left"/>
+      <w:pPr>
+        <w:tabs>
+          <w:tab w:val="num" w:pos="5760"/>
+        </w:tabs>
+        <w:ind w:left="5760" w:hanging="360"/>
+      </w:pPr>
+    </w:lvl>
+    <w:lvl w:ilvl="8" w:tentative="1">
+      <w:start w:val="1"/>
+      <w:numFmt w:val="decimal"/>
+      <w:lvlText w:val="%9."/>
+      <w:lvlJc w:val="left"/>
+      <w:pPr>
+        <w:tabs>
+          <w:tab w:val="num" w:pos="6480"/>
+        </w:tabs>
+        <w:ind w:left="6480" w:hanging="360"/>
+      </w:pPr>
+    </w:lvl>
+  </w:abstractNum>
+  <w:abstractNum w:abstractNumId="3" w15:restartNumberingAfterBreak="0">
+    <w:nsid w:val="456C08F0"/>
+    <w:multiLevelType w:val="multilevel"/>
+    <w:tmpl w:val="152222EC"/>
+    <w:lvl w:ilvl="0">
+      <w:start w:val="1"/>
+      <w:numFmt w:val="bullet"/>
+      <w:lvlText w:val=""/>
+      <w:lvlJc w:val="left"/>
+      <w:pPr>
+        <w:tabs>
+          <w:tab w:val="num" w:pos="720"/>
+        </w:tabs>
+        <w:ind w:left="720" w:hanging="360"/>
+      </w:pPr>
+      <w:rPr>
+        <w:rFonts w:ascii="Symbol" w:hAnsi="Symbol" w:hint="default"/>
+        <w:sz w:val="20"/>
+      </w:rPr>
+    </w:lvl>
+    <w:lvl w:ilvl="1" w:tentative="1">
+      <w:start w:val="1"/>
+      <w:numFmt w:val="bullet"/>
+      <w:lvlText w:val="o"/>
+      <w:lvlJc w:val="left"/>
+      <w:pPr>
+        <w:tabs>
+          <w:tab w:val="num" w:pos="1440"/>
+        </w:tabs>
+        <w:ind w:left="1440" w:hanging="360"/>
+      </w:pPr>
+      <w:rPr>
+        <w:rFonts w:ascii="Courier New" w:hAnsi="Courier New" w:hint="default"/>
+        <w:sz w:val="20"/>
+      </w:rPr>
+    </w:lvl>
+    <w:lvl w:ilvl="2" w:tentative="1">
+      <w:start w:val="1"/>
+      <w:numFmt w:val="bullet"/>
+      <w:lvlText w:val=""/>
+      <w:lvlJc w:val="left"/>
+      <w:pPr>
+        <w:tabs>
+          <w:tab w:val="num" w:pos="2160"/>
+        </w:tabs>
+        <w:ind w:left="2160" w:hanging="360"/>
+      </w:pPr>
+      <w:rPr>
+        <w:rFonts w:ascii="Wingdings" w:hAnsi="Wingdings" w:hint="default"/>
+        <w:sz w:val="20"/>
+      </w:rPr>
+    </w:lvl>
+    <w:lvl w:ilvl="3" w:tentative="1">
+      <w:start w:val="1"/>
+      <w:numFmt w:val="bullet"/>
+      <w:lvlText w:val=""/>
+      <w:lvlJc w:val="left"/>
+      <w:pPr>
+        <w:tabs>
+          <w:tab w:val="num" w:pos="2880"/>
+        </w:tabs>
+        <w:ind w:left="2880" w:hanging="360"/>
+      </w:pPr>
+      <w:rPr>
+        <w:rFonts w:ascii="Wingdings" w:hAnsi="Wingdings" w:hint="default"/>
+        <w:sz w:val="20"/>
+      </w:rPr>
+    </w:lvl>
+    <w:lvl w:ilvl="4" w:tentative="1">
+      <w:start w:val="1"/>
+      <w:numFmt w:val="bullet"/>
+      <w:lvlText w:val=""/>
+      <w:lvlJc w:val="left"/>
+      <w:pPr>
+        <w:tabs>
+          <w:tab w:val="num" w:pos="3600"/>
+        </w:tabs>
+        <w:ind w:left="3600" w:hanging="360"/>
+      </w:pPr>
+      <w:rPr>
+        <w:rFonts w:ascii="Wingdings" w:hAnsi="Wingdings" w:hint="default"/>
+        <w:sz w:val="20"/>
+      </w:rPr>
+    </w:lvl>
+    <w:lvl w:ilvl="5" w:tentative="1">
+      <w:start w:val="1"/>
+      <w:numFmt w:val="bullet"/>
+      <w:lvlText w:val=""/>
+      <w:lvlJc w:val="left"/>
+      <w:pPr>
+        <w:tabs>
+          <w:tab w:val="num" w:pos="4320"/>
+        </w:tabs>
+        <w:ind w:left="4320" w:hanging="360"/>
+      </w:pPr>
+      <w:rPr>
+        <w:rFonts w:ascii="Wingdings" w:hAnsi="Wingdings" w:hint="default"/>
+        <w:sz w:val="20"/>
+      </w:rPr>
+    </w:lvl>
+    <w:lvl w:ilvl="6" w:tentative="1">
+      <w:start w:val="1"/>
+      <w:numFmt w:val="bullet"/>
+      <w:lvlText w:val=""/>
+      <w:lvlJc w:val="left"/>
+      <w:pPr>
+        <w:tabs>
+          <w:tab w:val="num" w:pos="5040"/>
+        </w:tabs>
+        <w:ind w:left="5040" w:hanging="360"/>
+      </w:pPr>
+      <w:rPr>
+        <w:rFonts w:ascii="Wingdings" w:hAnsi="Wingdings" w:hint="default"/>
+        <w:sz w:val="20"/>
+      </w:rPr>
+    </w:lvl>
+    <w:lvl w:ilvl="7" w:tentative="1">
+      <w:start w:val="1"/>
+      <w:numFmt w:val="bullet"/>
+      <w:lvlText w:val=""/>
+      <w:lvlJc w:val="left"/>
+      <w:pPr>
+        <w:tabs>
+          <w:tab w:val="num" w:pos="5760"/>
+        </w:tabs>
+        <w:ind w:left="5760" w:hanging="360"/>
+      </w:pPr>
+      <w:rPr>
+        <w:rFonts w:ascii="Wingdings" w:hAnsi="Wingdings" w:hint="default"/>
+        <w:sz w:val="20"/>
+      </w:rPr>
+    </w:lvl>
+    <w:lvl w:ilvl="8" w:tentative="1">
+      <w:start w:val="1"/>
+      <w:numFmt w:val="bullet"/>
+      <w:lvlText w:val=""/>
+      <w:lvlJc w:val="left"/>
+      <w:pPr>
+        <w:tabs>
+          <w:tab w:val="num" w:pos="6480"/>
+        </w:tabs>
+        <w:ind w:left="6480" w:hanging="360"/>
+      </w:pPr>
+      <w:rPr>
+        <w:rFonts w:ascii="Wingdings" w:hAnsi="Wingdings" w:hint="default"/>
+        <w:sz w:val="20"/>
+      </w:rPr>
+    </w:lvl>
+  </w:abstractNum>
   <w:num w:numId="1" w16cid:durableId="1960598913">
+    <w:abstractNumId w:val="1"/>
+  </w:num>
+  <w:num w:numId="2" w16cid:durableId="439448809">
+    <w:abstractNumId w:val="3"/>
+  </w:num>
+  <w:num w:numId="3" w16cid:durableId="635333035">
     <w:abstractNumId w:val="0"/>
+  </w:num>
+  <w:num w:numId="4" w16cid:durableId="697782020">
+    <w:abstractNumId w:val="2"/>
   </w:num>
 </w:numbering>
 </file>
